--- a/src/assets/documents/Angular-theory.docx
+++ b/src/assets/documents/Angular-theory.docx
@@ -118,6 +118,549 @@
     <w:p>
       <w:r>
         <w:t>A Single Page Application (SPA) is a web application, which has only one html page. When we navigate around, only the content of the HTML page changes. The page itself never changes.</w:t>
+      </w:r>
+    </w:p>
+    <w:p>
+      <w:pPr>
+        <w:pStyle w:val="ListParagraph"/>
+        <w:numPr>
+          <w:ilvl w:val="0"/>
+          <w:numId w:val="1"/>
+        </w:numPr>
+        <w:rPr>
+          <w:b/>
+          <w:bCs/>
+          <w:color w:val="FF0000"/>
+        </w:rPr>
+      </w:pPr>
+      <w:r>
+        <w:rPr>
+          <w:b/>
+          <w:bCs/>
+          <w:color w:val="FF0000"/>
+        </w:rPr>
+        <w:t>What is the command to check the node version?</w:t>
+      </w:r>
+    </w:p>
+    <w:p>
+      <w:pPr>
+        <w:ind w:left="1440"/>
+      </w:pPr>
+      <w:r>
+        <w:t>Command: node -v</w:t>
+      </w:r>
+    </w:p>
+    <w:p>
+      <w:pPr>
+        <w:pStyle w:val="ListParagraph"/>
+        <w:numPr>
+          <w:ilvl w:val="0"/>
+          <w:numId w:val="1"/>
+        </w:numPr>
+        <w:rPr>
+          <w:b/>
+          <w:bCs/>
+          <w:color w:val="FF0000"/>
+        </w:rPr>
+      </w:pPr>
+      <w:r>
+        <w:rPr>
+          <w:b/>
+          <w:bCs/>
+          <w:color w:val="FF0000"/>
+        </w:rPr>
+        <w:t>What is the command to check the npm version?</w:t>
+      </w:r>
+    </w:p>
+    <w:p>
+      <w:pPr>
+        <w:ind w:left="1440"/>
+      </w:pPr>
+      <w:r>
+        <w:t>Command: npm -v</w:t>
+      </w:r>
+    </w:p>
+    <w:p>
+      <w:pPr>
+        <w:pStyle w:val="ListParagraph"/>
+        <w:numPr>
+          <w:ilvl w:val="0"/>
+          <w:numId w:val="1"/>
+        </w:numPr>
+        <w:rPr>
+          <w:b/>
+          <w:bCs/>
+          <w:color w:val="FF0000"/>
+        </w:rPr>
+      </w:pPr>
+      <w:r>
+        <w:rPr>
+          <w:b/>
+          <w:bCs/>
+          <w:color w:val="FF0000"/>
+        </w:rPr>
+        <w:t>What is the command to install angular cli in our machine?</w:t>
+      </w:r>
+    </w:p>
+    <w:p>
+      <w:pPr>
+        <w:ind w:left="1440"/>
+      </w:pPr>
+      <w:r>
+        <w:t>Command: npm install -global @angular/cli@latest</w:t>
+      </w:r>
+    </w:p>
+    <w:p>
+      <w:pPr>
+        <w:pStyle w:val="ListParagraph"/>
+        <w:numPr>
+          <w:ilvl w:val="0"/>
+          <w:numId w:val="1"/>
+        </w:numPr>
+        <w:rPr>
+          <w:b/>
+          <w:bCs/>
+          <w:color w:val="FF0000"/>
+        </w:rPr>
+      </w:pPr>
+      <w:r>
+        <w:rPr>
+          <w:b/>
+          <w:bCs/>
+          <w:color w:val="FF0000"/>
+        </w:rPr>
+        <w:t>What is the command to check the angular version?</w:t>
+      </w:r>
+    </w:p>
+    <w:p>
+      <w:pPr>
+        <w:ind w:left="1440"/>
+      </w:pPr>
+      <w:r>
+        <w:t>Command: ng v</w:t>
+      </w:r>
+    </w:p>
+    <w:p>
+      <w:pPr>
+        <w:pStyle w:val="ListParagraph"/>
+        <w:numPr>
+          <w:ilvl w:val="0"/>
+          <w:numId w:val="1"/>
+        </w:numPr>
+        <w:rPr>
+          <w:b/>
+          <w:bCs/>
+          <w:color w:val="FF0000"/>
+        </w:rPr>
+      </w:pPr>
+      <w:r>
+        <w:rPr>
+          <w:b/>
+          <w:bCs/>
+          <w:color w:val="FF0000"/>
+        </w:rPr>
+        <w:t>What is the command to create a new angular project?</w:t>
+      </w:r>
+    </w:p>
+    <w:p>
+      <w:pPr>
+        <w:ind w:left="1440"/>
+      </w:pPr>
+      <w:r>
+        <w:t>Command: ng new &lt;project_name&gt;</w:t>
+      </w:r>
+    </w:p>
+    <w:p>
+      <w:pPr>
+        <w:pStyle w:val="ListParagraph"/>
+        <w:numPr>
+          <w:ilvl w:val="0"/>
+          <w:numId w:val="1"/>
+        </w:numPr>
+        <w:rPr>
+          <w:b/>
+          <w:bCs/>
+          <w:color w:val="FF0000"/>
+        </w:rPr>
+      </w:pPr>
+      <w:r>
+        <w:rPr>
+          <w:b/>
+          <w:bCs/>
+          <w:color w:val="FF0000"/>
+        </w:rPr>
+        <w:t>What is the command to run the angular application?</w:t>
+      </w:r>
+    </w:p>
+    <w:p>
+      <w:pPr>
+        <w:ind w:left="1440"/>
+      </w:pPr>
+      <w:r>
+        <w:t>Command: ng serve</w:t>
+      </w:r>
+    </w:p>
+    <w:p>
+      <w:pPr>
+        <w:pStyle w:val="ListParagraph"/>
+        <w:numPr>
+          <w:ilvl w:val="0"/>
+          <w:numId w:val="1"/>
+        </w:numPr>
+        <w:rPr>
+          <w:b/>
+          <w:bCs/>
+          <w:color w:val="FF0000"/>
+        </w:rPr>
+      </w:pPr>
+      <w:r>
+        <w:rPr>
+          <w:b/>
+          <w:bCs/>
+          <w:color w:val="FF0000"/>
+        </w:rPr>
+        <w:t>What is the default port to run the angular application?</w:t>
+      </w:r>
+    </w:p>
+    <w:p>
+      <w:pPr>
+        <w:ind w:left="2160"/>
+        <w:rPr>
+          <w:b/>
+          <w:bCs/>
+        </w:rPr>
+      </w:pPr>
+      <w:r>
+        <w:rPr>
+          <w:b/>
+          <w:bCs/>
+        </w:rPr>
+        <w:t>4200</w:t>
+      </w:r>
+    </w:p>
+    <w:p>
+      <w:pPr>
+        <w:pStyle w:val="ListParagraph"/>
+        <w:numPr>
+          <w:ilvl w:val="0"/>
+          <w:numId w:val="1"/>
+        </w:numPr>
+        <w:rPr>
+          <w:b/>
+          <w:bCs/>
+          <w:color w:val="FF0000"/>
+        </w:rPr>
+      </w:pPr>
+      <w:r>
+        <w:rPr>
+          <w:b/>
+          <w:bCs/>
+          <w:color w:val="FF0000"/>
+        </w:rPr>
+        <w:t>What are the bundles will generate while building the angular application?</w:t>
+      </w:r>
+    </w:p>
+    <w:p>
+      <w:pPr>
+        <w:pStyle w:val="ListParagraph"/>
+        <w:numPr>
+          <w:ilvl w:val="0"/>
+          <w:numId w:val="2"/>
+        </w:numPr>
+      </w:pPr>
+      <w:r>
+        <w:t>Vendor.js</w:t>
+      </w:r>
+    </w:p>
+    <w:p>
+      <w:pPr>
+        <w:pStyle w:val="ListParagraph"/>
+        <w:numPr>
+          <w:ilvl w:val="0"/>
+          <w:numId w:val="2"/>
+        </w:numPr>
+      </w:pPr>
+      <w:r>
+        <w:t>Polyfils.js</w:t>
+      </w:r>
+    </w:p>
+    <w:p>
+      <w:pPr>
+        <w:pStyle w:val="ListParagraph"/>
+        <w:numPr>
+          <w:ilvl w:val="0"/>
+          <w:numId w:val="2"/>
+        </w:numPr>
+      </w:pPr>
+      <w:r>
+        <w:t>Styles.css, styles.js</w:t>
+      </w:r>
+    </w:p>
+    <w:p>
+      <w:pPr>
+        <w:pStyle w:val="ListParagraph"/>
+        <w:numPr>
+          <w:ilvl w:val="0"/>
+          <w:numId w:val="2"/>
+        </w:numPr>
+      </w:pPr>
+      <w:r>
+        <w:t>Main.js</w:t>
+      </w:r>
+    </w:p>
+    <w:p>
+      <w:pPr>
+        <w:pStyle w:val="ListParagraph"/>
+        <w:numPr>
+          <w:ilvl w:val="0"/>
+          <w:numId w:val="2"/>
+        </w:numPr>
+      </w:pPr>
+      <w:r>
+        <w:t>Runtime.js</w:t>
+      </w:r>
+    </w:p>
+    <w:p/>
+    <w:p/>
+    <w:p/>
+    <w:p>
+      <w:pPr>
+        <w:jc w:val="center"/>
+        <w:rPr>
+          <w:b/>
+          <w:bCs/>
+          <w:color w:val="7030A0"/>
+          <w:sz w:val="36"/>
+          <w:szCs w:val="36"/>
+          <w:u w:val="single"/>
+        </w:rPr>
+      </w:pPr>
+      <w:r>
+        <w:rPr>
+          <w:b/>
+          <w:bCs/>
+          <w:color w:val="7030A0"/>
+          <w:sz w:val="36"/>
+          <w:szCs w:val="36"/>
+          <w:u w:val="single"/>
+        </w:rPr>
+        <w:lastRenderedPageBreak/>
+        <w:t>Files and folder structure of an Angular Application</w:t>
+      </w:r>
+    </w:p>
+    <w:p>
+      <w:pPr>
+        <w:jc w:val="center"/>
+        <w:rPr>
+          <w:b/>
+          <w:bCs/>
+          <w:color w:val="7030A0"/>
+          <w:sz w:val="36"/>
+          <w:szCs w:val="36"/>
+          <w:u w:val="single"/>
+        </w:rPr>
+      </w:pPr>
+    </w:p>
+    <w:p>
+      <w:pPr>
+        <w:pStyle w:val="ListParagraph"/>
+        <w:numPr>
+          <w:ilvl w:val="0"/>
+          <w:numId w:val="1"/>
+        </w:numPr>
+        <w:rPr>
+          <w:b/>
+          <w:bCs/>
+          <w:color w:val="FF0000"/>
+        </w:rPr>
+      </w:pPr>
+      <w:r>
+        <w:rPr>
+          <w:b/>
+          <w:bCs/>
+          <w:color w:val="FF0000"/>
+        </w:rPr>
+        <w:t>Package.json file</w:t>
+      </w:r>
+    </w:p>
+    <w:p>
+      <w:r>
+        <w:t>The package.json file contains all the third party dependencies which are useful to run an angular application.</w:t>
+      </w:r>
+    </w:p>
+    <w:p>
+      <w:pPr>
+        <w:pStyle w:val="ListParagraph"/>
+        <w:numPr>
+          <w:ilvl w:val="0"/>
+          <w:numId w:val="1"/>
+        </w:numPr>
+        <w:rPr>
+          <w:b/>
+          <w:bCs/>
+          <w:color w:val="FF0000"/>
+        </w:rPr>
+      </w:pPr>
+      <w:r>
+        <w:rPr>
+          <w:b/>
+          <w:bCs/>
+          <w:color w:val="FF0000"/>
+        </w:rPr>
+        <w:t>What is the difference between dependencies and dev dependencies in package.json file?</w:t>
+      </w:r>
+    </w:p>
+    <w:p>
+      <w:r>
+        <w:t>The dependencies section is related to the angular application directly depends on these libraries but the dev dependencies the application uses these libraries wile developing the application.</w:t>
+      </w:r>
+    </w:p>
+    <w:p>
+      <w:pPr>
+        <w:pStyle w:val="ListParagraph"/>
+        <w:numPr>
+          <w:ilvl w:val="0"/>
+          <w:numId w:val="1"/>
+        </w:numPr>
+        <w:rPr>
+          <w:b/>
+          <w:bCs/>
+          <w:color w:val="FF0000"/>
+        </w:rPr>
+      </w:pPr>
+      <w:r>
+        <w:rPr>
+          <w:b/>
+          <w:bCs/>
+          <w:color w:val="FF0000"/>
+        </w:rPr>
+        <w:t>.editorconfig</w:t>
+      </w:r>
+    </w:p>
+    <w:p>
+      <w:r>
+        <w:t>The .editorconfig file is basically used to set the team environment, every developer in the team to follow the same coding standards which are defined in the .editorconfig file.</w:t>
+      </w:r>
+    </w:p>
+    <w:p>
+      <w:pPr>
+        <w:pStyle w:val="ListParagraph"/>
+        <w:numPr>
+          <w:ilvl w:val="0"/>
+          <w:numId w:val="1"/>
+        </w:numPr>
+        <w:rPr>
+          <w:b/>
+          <w:bCs/>
+          <w:color w:val="FF0000"/>
+        </w:rPr>
+      </w:pPr>
+      <w:r>
+        <w:rPr>
+          <w:b/>
+          <w:bCs/>
+          <w:color w:val="FF0000"/>
+        </w:rPr>
+        <w:t>Angular.json</w:t>
+      </w:r>
+    </w:p>
+    <w:p>
+      <w:r>
+        <w:t>The angular.json file contains all the configuration of the Angular application. Ex: assets, styles, script, entry point of the application, etc.</w:t>
+      </w:r>
+    </w:p>
+    <w:p/>
+    <w:p>
+      <w:pPr>
+        <w:pStyle w:val="ListParagraph"/>
+        <w:numPr>
+          <w:ilvl w:val="0"/>
+          <w:numId w:val="1"/>
+        </w:numPr>
+        <w:rPr>
+          <w:b/>
+          <w:bCs/>
+          <w:color w:val="FF0000"/>
+        </w:rPr>
+      </w:pPr>
+      <w:r>
+        <w:rPr>
+          <w:b/>
+          <w:bCs/>
+          <w:color w:val="FF0000"/>
+        </w:rPr>
+        <w:t>Package-lock.json</w:t>
+      </w:r>
+    </w:p>
+    <w:p>
+      <w:r>
+        <w:t xml:space="preserve">The package-lock.json contains the </w:t>
+      </w:r>
+      <w:r>
+        <w:t>exact version of every installed dependency including its sub dependencies and its versions.</w:t>
+      </w:r>
+    </w:p>
+    <w:p>
+      <w:r>
+        <w:t>The package-lock.json file ensures that install same dependencies consistently in every environment.</w:t>
+      </w:r>
+    </w:p>
+    <w:p/>
+    <w:p>
+      <w:pPr>
+        <w:pStyle w:val="ListParagraph"/>
+        <w:numPr>
+          <w:ilvl w:val="0"/>
+          <w:numId w:val="1"/>
+        </w:numPr>
+        <w:rPr>
+          <w:b/>
+          <w:bCs/>
+          <w:color w:val="FF0000"/>
+        </w:rPr>
+      </w:pPr>
+      <w:r>
+        <w:rPr>
+          <w:b/>
+          <w:bCs/>
+          <w:color w:val="FF0000"/>
+        </w:rPr>
+        <w:t>Tsconfig.json</w:t>
+      </w:r>
+    </w:p>
+    <w:p>
+      <w:r>
+        <w:t>The tsconfig.json file contains all the configurations of the typescript, while compiling the typescript code into the JavaScript code the compiler look into the tsconfig.json file and based on the settings defined in the tsconfig.json file it will compile from typescript file to JavaScript file.</w:t>
+      </w:r>
+    </w:p>
+    <w:p>
+      <w:pPr>
+        <w:pStyle w:val="ListParagraph"/>
+        <w:numPr>
+          <w:ilvl w:val="0"/>
+          <w:numId w:val="1"/>
+        </w:numPr>
+        <w:rPr>
+          <w:b/>
+          <w:bCs/>
+          <w:color w:val="FF0000"/>
+        </w:rPr>
+      </w:pPr>
+      <w:r>
+        <w:rPr>
+          <w:b/>
+          <w:bCs/>
+          <w:color w:val="FF0000"/>
+        </w:rPr>
+        <w:t>Main.ts</w:t>
+      </w:r>
+    </w:p>
+    <w:p>
+      <w:r>
+        <w:t xml:space="preserve">The main.ts is the starting point of the angular application, </w:t>
+      </w:r>
+      <w:r>
+        <w:t>the bootstrapping process of the angular application will start from the main.ts file.</w:t>
       </w:r>
     </w:p>
     <w:p>
@@ -147,6 +690,119 @@
 <file path=word/numbering.xml><?xml version="1.0" encoding="utf-8"?>
 <w:numbering xmlns:wpc="http://schemas.microsoft.com/office/word/2010/wordprocessingCanvas" xmlns:cx="http://schemas.microsoft.com/office/drawing/2014/chartex" xmlns:cx1="http://schemas.microsoft.com/office/drawing/2015/9/8/chartex" xmlns:cx2="http://schemas.microsoft.com/office/drawing/2015/10/21/chartex" xmlns:cx3="http://schemas.microsoft.com/office/drawing/2016/5/9/chartex" xmlns:cx4="http://schemas.microsoft.com/office/drawing/2016/5/10/chartex" xmlns:cx5="http://schemas.microsoft.com/office/drawing/2016/5/11/chartex" xmlns:cx6="http://schemas.microsoft.com/office/drawing/2016/5/12/chartex" xmlns:cx7="http://schemas.microsoft.com/office/drawing/2016/5/13/chartex" xmlns:cx8="http://schemas.microsoft.com/office/drawing/2016/5/14/chartex" xmlns:mc="http://schemas.openxmlformats.org/markup-compatibility/2006" xmlns:aink="http://schemas.microsoft.com/office/drawing/2016/ink" xmlns:am3d="http://schemas.microsoft.com/office/drawing/2017/model3d" xmlns:o="urn:schemas-microsoft-com:office:office" xmlns:oel="http://schemas.microsoft.com/office/2019/extlst" xmlns:r="http://schemas.openxmlformats.org/officeDocument/2006/relationships" xmlns:m="http://schemas.openxmlformats.org/officeDocument/2006/math" xmlns:v="urn:schemas-microsoft-com:vml" xmlns:wp14="http://schemas.microsoft.com/office/word/2010/wordprocessingDrawing" xmlns:wp="http://schemas.openxmlformats.org/drawingml/2006/wordprocessingDrawing" xmlns:w10="urn:schemas-microsoft-com:office:word" xmlns:w="http://schemas.openxmlformats.org/wordprocessingml/2006/main" xmlns:w14="http://schemas.microsoft.com/office/word/2010/wordml" xmlns:w15="http://schemas.microsoft.com/office/word/2012/wordml" xmlns:w16cex="http://schemas.microsoft.com/office/word/2018/wordml/cex" xmlns:w16cid="http://schemas.microsoft.com/office/word/2016/wordml/cid" xmlns:w16="http://schemas.microsoft.com/office/word/2018/wordml" xmlns:w16du="http://schemas.microsoft.com/office/word/2023/wordml/word16du" xmlns:w16sdtdh="http://schemas.microsoft.com/office/word/2020/wordml/sdtdatahash" xmlns:w16se="http://schemas.microsoft.com/office/word/2015/wordml/symex" xmlns:wpg="http://schemas.microsoft.com/office/word/2010/wordprocessingGroup" xmlns:wpi="http://schemas.microsoft.com/office/word/2010/wordprocessingInk" xmlns:wne="http://schemas.microsoft.com/office/word/2006/wordml" xmlns:wps="http://schemas.microsoft.com/office/word/2010/wordprocessingShape" mc:Ignorable="w14 w15 w16se w16cid w16 w16cex w16sdtdh w16du wp14">
   <w:abstractNum w:abstractNumId="0" w15:restartNumberingAfterBreak="0">
+    <w:nsid w:val="26CD42E5"/>
+    <w:multiLevelType w:val="hybridMultilevel"/>
+    <w:tmpl w:val="3BAA368C"/>
+    <w:lvl w:ilvl="0" w:tplc="40090001">
+      <w:start w:val="1"/>
+      <w:numFmt w:val="bullet"/>
+      <w:lvlText w:val=""/>
+      <w:lvlJc w:val="left"/>
+      <w:pPr>
+        <w:ind w:left="2160" w:hanging="360"/>
+      </w:pPr>
+      <w:rPr>
+        <w:rFonts w:ascii="Symbol" w:hAnsi="Symbol" w:hint="default"/>
+      </w:rPr>
+    </w:lvl>
+    <w:lvl w:ilvl="1" w:tplc="40090003" w:tentative="1">
+      <w:start w:val="1"/>
+      <w:numFmt w:val="bullet"/>
+      <w:lvlText w:val="o"/>
+      <w:lvlJc w:val="left"/>
+      <w:pPr>
+        <w:ind w:left="2880" w:hanging="360"/>
+      </w:pPr>
+      <w:rPr>
+        <w:rFonts w:ascii="Courier New" w:hAnsi="Courier New" w:cs="Courier New" w:hint="default"/>
+      </w:rPr>
+    </w:lvl>
+    <w:lvl w:ilvl="2" w:tplc="40090005" w:tentative="1">
+      <w:start w:val="1"/>
+      <w:numFmt w:val="bullet"/>
+      <w:lvlText w:val=""/>
+      <w:lvlJc w:val="left"/>
+      <w:pPr>
+        <w:ind w:left="3600" w:hanging="360"/>
+      </w:pPr>
+      <w:rPr>
+        <w:rFonts w:ascii="Wingdings" w:hAnsi="Wingdings" w:hint="default"/>
+      </w:rPr>
+    </w:lvl>
+    <w:lvl w:ilvl="3" w:tplc="40090001" w:tentative="1">
+      <w:start w:val="1"/>
+      <w:numFmt w:val="bullet"/>
+      <w:lvlText w:val=""/>
+      <w:lvlJc w:val="left"/>
+      <w:pPr>
+        <w:ind w:left="4320" w:hanging="360"/>
+      </w:pPr>
+      <w:rPr>
+        <w:rFonts w:ascii="Symbol" w:hAnsi="Symbol" w:hint="default"/>
+      </w:rPr>
+    </w:lvl>
+    <w:lvl w:ilvl="4" w:tplc="40090003" w:tentative="1">
+      <w:start w:val="1"/>
+      <w:numFmt w:val="bullet"/>
+      <w:lvlText w:val="o"/>
+      <w:lvlJc w:val="left"/>
+      <w:pPr>
+        <w:ind w:left="5040" w:hanging="360"/>
+      </w:pPr>
+      <w:rPr>
+        <w:rFonts w:ascii="Courier New" w:hAnsi="Courier New" w:cs="Courier New" w:hint="default"/>
+      </w:rPr>
+    </w:lvl>
+    <w:lvl w:ilvl="5" w:tplc="40090005" w:tentative="1">
+      <w:start w:val="1"/>
+      <w:numFmt w:val="bullet"/>
+      <w:lvlText w:val=""/>
+      <w:lvlJc w:val="left"/>
+      <w:pPr>
+        <w:ind w:left="5760" w:hanging="360"/>
+      </w:pPr>
+      <w:rPr>
+        <w:rFonts w:ascii="Wingdings" w:hAnsi="Wingdings" w:hint="default"/>
+      </w:rPr>
+    </w:lvl>
+    <w:lvl w:ilvl="6" w:tplc="40090001" w:tentative="1">
+      <w:start w:val="1"/>
+      <w:numFmt w:val="bullet"/>
+      <w:lvlText w:val=""/>
+      <w:lvlJc w:val="left"/>
+      <w:pPr>
+        <w:ind w:left="6480" w:hanging="360"/>
+      </w:pPr>
+      <w:rPr>
+        <w:rFonts w:ascii="Symbol" w:hAnsi="Symbol" w:hint="default"/>
+      </w:rPr>
+    </w:lvl>
+    <w:lvl w:ilvl="7" w:tplc="40090003" w:tentative="1">
+      <w:start w:val="1"/>
+      <w:numFmt w:val="bullet"/>
+      <w:lvlText w:val="o"/>
+      <w:lvlJc w:val="left"/>
+      <w:pPr>
+        <w:ind w:left="7200" w:hanging="360"/>
+      </w:pPr>
+      <w:rPr>
+        <w:rFonts w:ascii="Courier New" w:hAnsi="Courier New" w:cs="Courier New" w:hint="default"/>
+      </w:rPr>
+    </w:lvl>
+    <w:lvl w:ilvl="8" w:tplc="40090005" w:tentative="1">
+      <w:start w:val="1"/>
+      <w:numFmt w:val="bullet"/>
+      <w:lvlText w:val=""/>
+      <w:lvlJc w:val="left"/>
+      <w:pPr>
+        <w:ind w:left="7920" w:hanging="360"/>
+      </w:pPr>
+      <w:rPr>
+        <w:rFonts w:ascii="Wingdings" w:hAnsi="Wingdings" w:hint="default"/>
+      </w:rPr>
+    </w:lvl>
+  </w:abstractNum>
+  <w:abstractNum w:abstractNumId="1" w15:restartNumberingAfterBreak="0">
     <w:nsid w:val="605F5817"/>
     <w:multiLevelType w:val="hybridMultilevel"/>
     <w:tmpl w:val="5F48B142"/>
@@ -233,6 +889,9 @@
     </w:lvl>
   </w:abstractNum>
   <w:num w:numId="1" w16cid:durableId="980841899">
+    <w:abstractNumId w:val="1"/>
+  </w:num>
+  <w:num w:numId="2" w16cid:durableId="87431186">
     <w:abstractNumId w:val="0"/>
   </w:num>
 </w:numbering>

--- a/src/assets/documents/Angular-theory.docx
+++ b/src/assets/documents/Angular-theory.docx
@@ -371,6 +371,9 @@
       <w:r>
         <w:t>Vendor.js</w:t>
       </w:r>
+      <w:r>
+        <w:t xml:space="preserve"> ---- scripts from angular/core library and other third party libraries.</w:t>
+      </w:r>
     </w:p>
     <w:p>
       <w:pPr>
@@ -383,6 +386,9 @@
       <w:r>
         <w:t>Polyfils.js</w:t>
       </w:r>
+      <w:r>
+        <w:t xml:space="preserve"> --- polyfils scripts to supports the modern browsers.</w:t>
+      </w:r>
     </w:p>
     <w:p>
       <w:pPr>
@@ -395,6 +401,9 @@
       <w:r>
         <w:t>Styles.css, styles.js</w:t>
       </w:r>
+      <w:r>
+        <w:t xml:space="preserve"> ----- styles of the Angular application.</w:t>
+      </w:r>
     </w:p>
     <w:p>
       <w:pPr>
@@ -407,6 +416,9 @@
       <w:r>
         <w:t>Main.js</w:t>
       </w:r>
+      <w:r>
+        <w:t xml:space="preserve"> ---- application code.</w:t>
+      </w:r>
     </w:p>
     <w:p>
       <w:pPr>
@@ -418,6 +430,9 @@
       </w:pPr>
       <w:r>
         <w:t>Runtime.js</w:t>
+      </w:r>
+      <w:r>
+        <w:t xml:space="preserve"> ---- webpack runtime file.</w:t>
       </w:r>
     </w:p>
     <w:p/>
@@ -630,7 +645,13 @@
     </w:p>
     <w:p>
       <w:r>
-        <w:t>The tsconfig.json file contains all the configurations of the typescript, while compiling the typescript code into the JavaScript code the compiler look into the tsconfig.json file and based on the settings defined in the tsconfig.json file it will compile from typescript file to JavaScript file.</w:t>
+        <w:t xml:space="preserve">The tsconfig.json file contains all the configurations of the typescript, while compiling the typescript code into the JavaScript code the compiler </w:t>
+      </w:r>
+      <w:r>
+        <w:t>looks</w:t>
+      </w:r>
+      <w:r>
+        <w:t xml:space="preserve"> into the tsconfig.json file and based on the settings defined in the tsconfig.json file it will compile from typescript file to JavaScript file.</w:t>
       </w:r>
     </w:p>
     <w:p>
@@ -661,6 +682,123 @@
       </w:r>
       <w:r>
         <w:t>the bootstrapping process of the angular application will start from the main.ts file.</w:t>
+      </w:r>
+    </w:p>
+    <w:p>
+      <w:pPr>
+        <w:pStyle w:val="ListParagraph"/>
+        <w:numPr>
+          <w:ilvl w:val="0"/>
+          <w:numId w:val="1"/>
+        </w:numPr>
+        <w:rPr>
+          <w:b/>
+          <w:bCs/>
+          <w:color w:val="FF0000"/>
+        </w:rPr>
+      </w:pPr>
+      <w:r>
+        <w:rPr>
+          <w:b/>
+          <w:bCs/>
+          <w:color w:val="FF0000"/>
+        </w:rPr>
+        <w:t>Why we will use webpack in our angular application?</w:t>
+      </w:r>
+    </w:p>
+    <w:p>
+      <w:r>
+        <w:t>The webpack is a bundle tool which is used to bundle the js files and other files into one or more js files.</w:t>
+      </w:r>
+    </w:p>
+    <w:p/>
+    <w:p/>
+    <w:p/>
+    <w:p>
+      <w:pPr>
+        <w:jc w:val="center"/>
+        <w:rPr>
+          <w:b/>
+          <w:bCs/>
+          <w:color w:val="7030A0"/>
+          <w:sz w:val="32"/>
+          <w:szCs w:val="32"/>
+          <w:u w:val="single"/>
+        </w:rPr>
+      </w:pPr>
+      <w:r>
+        <w:rPr>
+          <w:b/>
+          <w:bCs/>
+          <w:color w:val="7030A0"/>
+          <w:sz w:val="32"/>
+          <w:szCs w:val="32"/>
+          <w:u w:val="single"/>
+        </w:rPr>
+        <w:lastRenderedPageBreak/>
+        <w:t>Angular Components</w:t>
+      </w:r>
+    </w:p>
+    <w:p>
+      <w:pPr>
+        <w:pStyle w:val="ListParagraph"/>
+        <w:numPr>
+          <w:ilvl w:val="0"/>
+          <w:numId w:val="1"/>
+        </w:numPr>
+        <w:rPr>
+          <w:b/>
+          <w:bCs/>
+          <w:color w:val="FF0000"/>
+        </w:rPr>
+      </w:pPr>
+      <w:r>
+        <w:rPr>
+          <w:b/>
+          <w:bCs/>
+          <w:color w:val="FF0000"/>
+        </w:rPr>
+        <w:t>what is component in Angular?</w:t>
+      </w:r>
+    </w:p>
+    <w:p>
+      <w:r>
+        <w:t>A component is a reusable piece of User Interface.</w:t>
+      </w:r>
+    </w:p>
+    <w:p>
+      <w:r>
+        <w:t xml:space="preserve">Every component contains at least one component and it is called root component. </w:t>
+      </w:r>
+    </w:p>
+    <w:p>
+      <w:pPr>
+        <w:pStyle w:val="ListParagraph"/>
+        <w:numPr>
+          <w:ilvl w:val="0"/>
+          <w:numId w:val="1"/>
+        </w:numPr>
+        <w:rPr>
+          <w:b/>
+          <w:bCs/>
+          <w:color w:val="FF0000"/>
+        </w:rPr>
+      </w:pPr>
+      <w:r>
+        <w:rPr>
+          <w:b/>
+          <w:bCs/>
+          <w:color w:val="FF0000"/>
+        </w:rPr>
+        <w:t>What is the command to install bootstrap in our Angular application?</w:t>
+      </w:r>
+    </w:p>
+    <w:p>
+      <w:pPr>
+        <w:ind w:left="2160"/>
+      </w:pPr>
+      <w:r>
+        <w:t>Command : npm install –save bootstrap</w:t>
       </w:r>
     </w:p>
     <w:p>

--- a/src/assets/documents/Angular-theory.docx
+++ b/src/assets/documents/Angular-theory.docx
@@ -799,6 +799,146 @@
       </w:pPr>
       <w:r>
         <w:t>Command : npm install –save bootstrap</w:t>
+      </w:r>
+    </w:p>
+    <w:p>
+      <w:pPr>
+        <w:pStyle w:val="ListParagraph"/>
+        <w:numPr>
+          <w:ilvl w:val="0"/>
+          <w:numId w:val="1"/>
+        </w:numPr>
+        <w:rPr>
+          <w:b/>
+          <w:bCs/>
+          <w:color w:val="FF0000"/>
+        </w:rPr>
+      </w:pPr>
+      <w:r>
+        <w:rPr>
+          <w:b/>
+          <w:bCs/>
+          <w:color w:val="FF0000"/>
+        </w:rPr>
+        <w:t>What is the command to create a component in Angular?</w:t>
+      </w:r>
+    </w:p>
+    <w:p>
+      <w:pPr>
+        <w:ind w:left="2160"/>
+      </w:pPr>
+      <w:r>
+        <w:t>Command: ng g c &lt;component name&gt;</w:t>
+      </w:r>
+    </w:p>
+    <w:p>
+      <w:pPr>
+        <w:pStyle w:val="ListParagraph"/>
+        <w:numPr>
+          <w:ilvl w:val="0"/>
+          <w:numId w:val="1"/>
+        </w:numPr>
+        <w:rPr>
+          <w:b/>
+          <w:bCs/>
+          <w:color w:val="FF0000"/>
+        </w:rPr>
+      </w:pPr>
+      <w:r>
+        <w:rPr>
+          <w:b/>
+          <w:bCs/>
+          <w:color w:val="FF0000"/>
+        </w:rPr>
+        <w:t>How many ways we can define a component selector in angular?</w:t>
+      </w:r>
+    </w:p>
+    <w:p>
+      <w:pPr>
+        <w:rPr>
+          <w:b/>
+          <w:bCs/>
+        </w:rPr>
+      </w:pPr>
+    </w:p>
+    <w:p>
+      <w:pPr>
+        <w:pStyle w:val="ListParagraph"/>
+        <w:numPr>
+          <w:ilvl w:val="0"/>
+          <w:numId w:val="3"/>
+        </w:numPr>
+        <w:rPr>
+          <w:b/>
+          <w:bCs/>
+        </w:rPr>
+      </w:pPr>
+      <w:r>
+        <w:rPr>
+          <w:b/>
+          <w:bCs/>
+        </w:rPr>
+        <w:t>&lt;app-header&gt;&lt;/app-header&gt; ------ selector : ‘app-header’</w:t>
+      </w:r>
+    </w:p>
+    <w:p>
+      <w:pPr>
+        <w:pStyle w:val="ListParagraph"/>
+        <w:numPr>
+          <w:ilvl w:val="0"/>
+          <w:numId w:val="3"/>
+        </w:numPr>
+        <w:rPr>
+          <w:b/>
+          <w:bCs/>
+        </w:rPr>
+      </w:pPr>
+      <w:r>
+        <w:rPr>
+          <w:b/>
+          <w:bCs/>
+        </w:rPr>
+        <w:t>&lt;div app-header&gt;&lt;/div&gt; ------- selector : ‘[app-header]’</w:t>
+      </w:r>
+    </w:p>
+    <w:p>
+      <w:pPr>
+        <w:pStyle w:val="ListParagraph"/>
+        <w:numPr>
+          <w:ilvl w:val="0"/>
+          <w:numId w:val="3"/>
+        </w:numPr>
+        <w:rPr>
+          <w:b/>
+          <w:bCs/>
+        </w:rPr>
+      </w:pPr>
+      <w:r>
+        <w:rPr>
+          <w:b/>
+          <w:bCs/>
+        </w:rPr>
+        <w:t>&lt;div class=”app-header”&gt;&lt;/div&gt; ------ selector : ‘.app-header’</w:t>
+      </w:r>
+    </w:p>
+    <w:p>
+      <w:pPr>
+        <w:pStyle w:val="ListParagraph"/>
+        <w:numPr>
+          <w:ilvl w:val="0"/>
+          <w:numId w:val="3"/>
+        </w:numPr>
+        <w:rPr>
+          <w:b/>
+          <w:bCs/>
+        </w:rPr>
+      </w:pPr>
+      <w:r>
+        <w:rPr>
+          <w:b/>
+          <w:bCs/>
+        </w:rPr>
+        <w:t>&lt;div id=”app-header”&gt;&lt;/div&gt; --------- selector : ‘#app-header’</w:t>
       </w:r>
     </w:p>
     <w:p>
@@ -1026,11 +1166,127 @@
       </w:pPr>
     </w:lvl>
   </w:abstractNum>
+  <w:abstractNum w:abstractNumId="2" w15:restartNumberingAfterBreak="0">
+    <w:nsid w:val="7F2D2A22"/>
+    <w:multiLevelType w:val="hybridMultilevel"/>
+    <w:tmpl w:val="3582382A"/>
+    <w:lvl w:ilvl="0" w:tplc="40090001">
+      <w:start w:val="1"/>
+      <w:numFmt w:val="bullet"/>
+      <w:lvlText w:val=""/>
+      <w:lvlJc w:val="left"/>
+      <w:pPr>
+        <w:ind w:left="1440" w:hanging="360"/>
+      </w:pPr>
+      <w:rPr>
+        <w:rFonts w:ascii="Symbol" w:hAnsi="Symbol" w:hint="default"/>
+      </w:rPr>
+    </w:lvl>
+    <w:lvl w:ilvl="1" w:tplc="40090003" w:tentative="1">
+      <w:start w:val="1"/>
+      <w:numFmt w:val="bullet"/>
+      <w:lvlText w:val="o"/>
+      <w:lvlJc w:val="left"/>
+      <w:pPr>
+        <w:ind w:left="2160" w:hanging="360"/>
+      </w:pPr>
+      <w:rPr>
+        <w:rFonts w:ascii="Courier New" w:hAnsi="Courier New" w:cs="Courier New" w:hint="default"/>
+      </w:rPr>
+    </w:lvl>
+    <w:lvl w:ilvl="2" w:tplc="40090005" w:tentative="1">
+      <w:start w:val="1"/>
+      <w:numFmt w:val="bullet"/>
+      <w:lvlText w:val=""/>
+      <w:lvlJc w:val="left"/>
+      <w:pPr>
+        <w:ind w:left="2880" w:hanging="360"/>
+      </w:pPr>
+      <w:rPr>
+        <w:rFonts w:ascii="Wingdings" w:hAnsi="Wingdings" w:hint="default"/>
+      </w:rPr>
+    </w:lvl>
+    <w:lvl w:ilvl="3" w:tplc="40090001" w:tentative="1">
+      <w:start w:val="1"/>
+      <w:numFmt w:val="bullet"/>
+      <w:lvlText w:val=""/>
+      <w:lvlJc w:val="left"/>
+      <w:pPr>
+        <w:ind w:left="3600" w:hanging="360"/>
+      </w:pPr>
+      <w:rPr>
+        <w:rFonts w:ascii="Symbol" w:hAnsi="Symbol" w:hint="default"/>
+      </w:rPr>
+    </w:lvl>
+    <w:lvl w:ilvl="4" w:tplc="40090003" w:tentative="1">
+      <w:start w:val="1"/>
+      <w:numFmt w:val="bullet"/>
+      <w:lvlText w:val="o"/>
+      <w:lvlJc w:val="left"/>
+      <w:pPr>
+        <w:ind w:left="4320" w:hanging="360"/>
+      </w:pPr>
+      <w:rPr>
+        <w:rFonts w:ascii="Courier New" w:hAnsi="Courier New" w:cs="Courier New" w:hint="default"/>
+      </w:rPr>
+    </w:lvl>
+    <w:lvl w:ilvl="5" w:tplc="40090005" w:tentative="1">
+      <w:start w:val="1"/>
+      <w:numFmt w:val="bullet"/>
+      <w:lvlText w:val=""/>
+      <w:lvlJc w:val="left"/>
+      <w:pPr>
+        <w:ind w:left="5040" w:hanging="360"/>
+      </w:pPr>
+      <w:rPr>
+        <w:rFonts w:ascii="Wingdings" w:hAnsi="Wingdings" w:hint="default"/>
+      </w:rPr>
+    </w:lvl>
+    <w:lvl w:ilvl="6" w:tplc="40090001" w:tentative="1">
+      <w:start w:val="1"/>
+      <w:numFmt w:val="bullet"/>
+      <w:lvlText w:val=""/>
+      <w:lvlJc w:val="left"/>
+      <w:pPr>
+        <w:ind w:left="5760" w:hanging="360"/>
+      </w:pPr>
+      <w:rPr>
+        <w:rFonts w:ascii="Symbol" w:hAnsi="Symbol" w:hint="default"/>
+      </w:rPr>
+    </w:lvl>
+    <w:lvl w:ilvl="7" w:tplc="40090003" w:tentative="1">
+      <w:start w:val="1"/>
+      <w:numFmt w:val="bullet"/>
+      <w:lvlText w:val="o"/>
+      <w:lvlJc w:val="left"/>
+      <w:pPr>
+        <w:ind w:left="6480" w:hanging="360"/>
+      </w:pPr>
+      <w:rPr>
+        <w:rFonts w:ascii="Courier New" w:hAnsi="Courier New" w:cs="Courier New" w:hint="default"/>
+      </w:rPr>
+    </w:lvl>
+    <w:lvl w:ilvl="8" w:tplc="40090005" w:tentative="1">
+      <w:start w:val="1"/>
+      <w:numFmt w:val="bullet"/>
+      <w:lvlText w:val=""/>
+      <w:lvlJc w:val="left"/>
+      <w:pPr>
+        <w:ind w:left="7200" w:hanging="360"/>
+      </w:pPr>
+      <w:rPr>
+        <w:rFonts w:ascii="Wingdings" w:hAnsi="Wingdings" w:hint="default"/>
+      </w:rPr>
+    </w:lvl>
+  </w:abstractNum>
   <w:num w:numId="1" w16cid:durableId="980841899">
     <w:abstractNumId w:val="1"/>
   </w:num>
   <w:num w:numId="2" w16cid:durableId="87431186">
     <w:abstractNumId w:val="0"/>
+  </w:num>
+  <w:num w:numId="3" w16cid:durableId="1193541708">
+    <w:abstractNumId w:val="2"/>
   </w:num>
 </w:numbering>
 </file>

--- a/src/assets/documents/Angular-theory.docx
+++ b/src/assets/documents/Angular-theory.docx
@@ -939,6 +939,161 @@
           <w:bCs/>
         </w:rPr>
         <w:t>&lt;div id=”app-header”&gt;&lt;/div&gt; --------- selector : ‘#app-header’</w:t>
+      </w:r>
+    </w:p>
+    <w:p>
+      <w:pPr>
+        <w:rPr>
+          <w:b/>
+          <w:bCs/>
+        </w:rPr>
+      </w:pPr>
+    </w:p>
+    <w:p>
+      <w:pPr>
+        <w:jc w:val="center"/>
+        <w:rPr>
+          <w:b/>
+          <w:bCs/>
+          <w:color w:val="7030A0"/>
+          <w:sz w:val="32"/>
+          <w:szCs w:val="32"/>
+          <w:u w:val="single"/>
+        </w:rPr>
+      </w:pPr>
+      <w:r>
+        <w:rPr>
+          <w:b/>
+          <w:bCs/>
+          <w:color w:val="7030A0"/>
+          <w:sz w:val="32"/>
+          <w:szCs w:val="32"/>
+          <w:u w:val="single"/>
+        </w:rPr>
+        <w:t>Angular Data Binding</w:t>
+      </w:r>
+    </w:p>
+    <w:p>
+      <w:pPr>
+        <w:pStyle w:val="ListParagraph"/>
+        <w:numPr>
+          <w:ilvl w:val="0"/>
+          <w:numId w:val="1"/>
+        </w:numPr>
+        <w:rPr>
+          <w:b/>
+          <w:bCs/>
+          <w:color w:val="FF0000"/>
+        </w:rPr>
+      </w:pPr>
+      <w:r>
+        <w:rPr>
+          <w:b/>
+          <w:bCs/>
+          <w:color w:val="FF0000"/>
+        </w:rPr>
+        <w:t>What is data binding in Angular?</w:t>
+      </w:r>
+    </w:p>
+    <w:p>
+      <w:r>
+        <w:t>Data binding in angular allows us to communicate between a component class and its corresponding view template and vice-versa.</w:t>
+      </w:r>
+    </w:p>
+    <w:p>
+      <w:pPr>
+        <w:pStyle w:val="ListParagraph"/>
+        <w:numPr>
+          <w:ilvl w:val="0"/>
+          <w:numId w:val="1"/>
+        </w:numPr>
+        <w:rPr>
+          <w:b/>
+          <w:bCs/>
+          <w:color w:val="FF0000"/>
+        </w:rPr>
+      </w:pPr>
+      <w:r>
+        <w:rPr>
+          <w:b/>
+          <w:bCs/>
+          <w:color w:val="FF0000"/>
+        </w:rPr>
+        <w:t>What are the different types of data bindings in Angular?</w:t>
+      </w:r>
+    </w:p>
+    <w:p>
+      <w:r>
+        <w:t>There are two types of data bindings in angular</w:t>
+      </w:r>
+    </w:p>
+    <w:p>
+      <w:pPr>
+        <w:pStyle w:val="ListParagraph"/>
+        <w:numPr>
+          <w:ilvl w:val="0"/>
+          <w:numId w:val="6"/>
+        </w:numPr>
+        <w:rPr>
+          <w:b/>
+          <w:bCs/>
+          <w:color w:val="1F4E79" w:themeColor="accent5" w:themeShade="80"/>
+          <w:sz w:val="28"/>
+          <w:szCs w:val="28"/>
+          <w:u w:val="single"/>
+        </w:rPr>
+      </w:pPr>
+      <w:r>
+        <w:rPr>
+          <w:b/>
+          <w:bCs/>
+          <w:color w:val="1F4E79" w:themeColor="accent5" w:themeShade="80"/>
+          <w:sz w:val="28"/>
+          <w:szCs w:val="28"/>
+          <w:u w:val="single"/>
+        </w:rPr>
+        <w:t>One-way data binding:</w:t>
+      </w:r>
+    </w:p>
+    <w:p>
+      <w:r>
+        <w:t xml:space="preserve">With one-way data binding we can transfer the data from component class file to its corresponding </w:t>
+      </w:r>
+      <w:r>
+        <w:t>view template or from view template to its corresponding component class file.</w:t>
+      </w:r>
+    </w:p>
+    <w:p>
+      <w:pPr>
+        <w:pStyle w:val="ListParagraph"/>
+        <w:numPr>
+          <w:ilvl w:val="0"/>
+          <w:numId w:val="6"/>
+        </w:numPr>
+        <w:rPr>
+          <w:b/>
+          <w:bCs/>
+          <w:color w:val="1F4E79" w:themeColor="accent5" w:themeShade="80"/>
+          <w:sz w:val="28"/>
+          <w:szCs w:val="28"/>
+          <w:u w:val="single"/>
+        </w:rPr>
+      </w:pPr>
+      <w:r>
+        <w:rPr>
+          <w:b/>
+          <w:bCs/>
+          <w:color w:val="1F4E79" w:themeColor="accent5" w:themeShade="80"/>
+          <w:sz w:val="28"/>
+          <w:szCs w:val="28"/>
+          <w:u w:val="single"/>
+        </w:rPr>
+        <w:t>Two-way data binding:</w:t>
+      </w:r>
+    </w:p>
+    <w:p>
+      <w:r>
+        <w:t>With two-way data binding we can transfer the data from component class to its corresponding view template and view template to its corresponding component class at a time.</w:t>
       </w:r>
     </w:p>
     <w:p>
@@ -968,6 +1123,92 @@
 <file path=word/numbering.xml><?xml version="1.0" encoding="utf-8"?>
 <w:numbering xmlns:wpc="http://schemas.microsoft.com/office/word/2010/wordprocessingCanvas" xmlns:cx="http://schemas.microsoft.com/office/drawing/2014/chartex" xmlns:cx1="http://schemas.microsoft.com/office/drawing/2015/9/8/chartex" xmlns:cx2="http://schemas.microsoft.com/office/drawing/2015/10/21/chartex" xmlns:cx3="http://schemas.microsoft.com/office/drawing/2016/5/9/chartex" xmlns:cx4="http://schemas.microsoft.com/office/drawing/2016/5/10/chartex" xmlns:cx5="http://schemas.microsoft.com/office/drawing/2016/5/11/chartex" xmlns:cx6="http://schemas.microsoft.com/office/drawing/2016/5/12/chartex" xmlns:cx7="http://schemas.microsoft.com/office/drawing/2016/5/13/chartex" xmlns:cx8="http://schemas.microsoft.com/office/drawing/2016/5/14/chartex" xmlns:mc="http://schemas.openxmlformats.org/markup-compatibility/2006" xmlns:aink="http://schemas.microsoft.com/office/drawing/2016/ink" xmlns:am3d="http://schemas.microsoft.com/office/drawing/2017/model3d" xmlns:o="urn:schemas-microsoft-com:office:office" xmlns:oel="http://schemas.microsoft.com/office/2019/extlst" xmlns:r="http://schemas.openxmlformats.org/officeDocument/2006/relationships" xmlns:m="http://schemas.openxmlformats.org/officeDocument/2006/math" xmlns:v="urn:schemas-microsoft-com:vml" xmlns:wp14="http://schemas.microsoft.com/office/word/2010/wordprocessingDrawing" xmlns:wp="http://schemas.openxmlformats.org/drawingml/2006/wordprocessingDrawing" xmlns:w10="urn:schemas-microsoft-com:office:word" xmlns:w="http://schemas.openxmlformats.org/wordprocessingml/2006/main" xmlns:w14="http://schemas.microsoft.com/office/word/2010/wordml" xmlns:w15="http://schemas.microsoft.com/office/word/2012/wordml" xmlns:w16cex="http://schemas.microsoft.com/office/word/2018/wordml/cex" xmlns:w16cid="http://schemas.microsoft.com/office/word/2016/wordml/cid" xmlns:w16="http://schemas.microsoft.com/office/word/2018/wordml" xmlns:w16du="http://schemas.microsoft.com/office/word/2023/wordml/word16du" xmlns:w16sdtdh="http://schemas.microsoft.com/office/word/2020/wordml/sdtdatahash" xmlns:w16se="http://schemas.microsoft.com/office/word/2015/wordml/symex" xmlns:wpg="http://schemas.microsoft.com/office/word/2010/wordprocessingGroup" xmlns:wpi="http://schemas.microsoft.com/office/word/2010/wordprocessingInk" xmlns:wne="http://schemas.microsoft.com/office/word/2006/wordml" xmlns:wps="http://schemas.microsoft.com/office/word/2010/wordprocessingShape" mc:Ignorable="w14 w15 w16se w16cid w16 w16cex w16sdtdh w16du wp14">
   <w:abstractNum w:abstractNumId="0" w15:restartNumberingAfterBreak="0">
+    <w:nsid w:val="0F8A5CCB"/>
+    <w:multiLevelType w:val="hybridMultilevel"/>
+    <w:tmpl w:val="3AFE8516"/>
+    <w:lvl w:ilvl="0" w:tplc="40090013">
+      <w:start w:val="1"/>
+      <w:numFmt w:val="upperRoman"/>
+      <w:lvlText w:val="%1."/>
+      <w:lvlJc w:val="right"/>
+      <w:pPr>
+        <w:ind w:left="720" w:hanging="360"/>
+      </w:pPr>
+    </w:lvl>
+    <w:lvl w:ilvl="1" w:tplc="40090019" w:tentative="1">
+      <w:start w:val="1"/>
+      <w:numFmt w:val="lowerLetter"/>
+      <w:lvlText w:val="%2."/>
+      <w:lvlJc w:val="left"/>
+      <w:pPr>
+        <w:ind w:left="1440" w:hanging="360"/>
+      </w:pPr>
+    </w:lvl>
+    <w:lvl w:ilvl="2" w:tplc="4009001B" w:tentative="1">
+      <w:start w:val="1"/>
+      <w:numFmt w:val="lowerRoman"/>
+      <w:lvlText w:val="%3."/>
+      <w:lvlJc w:val="right"/>
+      <w:pPr>
+        <w:ind w:left="2160" w:hanging="180"/>
+      </w:pPr>
+    </w:lvl>
+    <w:lvl w:ilvl="3" w:tplc="4009000F" w:tentative="1">
+      <w:start w:val="1"/>
+      <w:numFmt w:val="decimal"/>
+      <w:lvlText w:val="%4."/>
+      <w:lvlJc w:val="left"/>
+      <w:pPr>
+        <w:ind w:left="2880" w:hanging="360"/>
+      </w:pPr>
+    </w:lvl>
+    <w:lvl w:ilvl="4" w:tplc="40090019" w:tentative="1">
+      <w:start w:val="1"/>
+      <w:numFmt w:val="lowerLetter"/>
+      <w:lvlText w:val="%5."/>
+      <w:lvlJc w:val="left"/>
+      <w:pPr>
+        <w:ind w:left="3600" w:hanging="360"/>
+      </w:pPr>
+    </w:lvl>
+    <w:lvl w:ilvl="5" w:tplc="4009001B" w:tentative="1">
+      <w:start w:val="1"/>
+      <w:numFmt w:val="lowerRoman"/>
+      <w:lvlText w:val="%6."/>
+      <w:lvlJc w:val="right"/>
+      <w:pPr>
+        <w:ind w:left="4320" w:hanging="180"/>
+      </w:pPr>
+    </w:lvl>
+    <w:lvl w:ilvl="6" w:tplc="4009000F" w:tentative="1">
+      <w:start w:val="1"/>
+      <w:numFmt w:val="decimal"/>
+      <w:lvlText w:val="%7."/>
+      <w:lvlJc w:val="left"/>
+      <w:pPr>
+        <w:ind w:left="5040" w:hanging="360"/>
+      </w:pPr>
+    </w:lvl>
+    <w:lvl w:ilvl="7" w:tplc="40090019" w:tentative="1">
+      <w:start w:val="1"/>
+      <w:numFmt w:val="lowerLetter"/>
+      <w:lvlText w:val="%8."/>
+      <w:lvlJc w:val="left"/>
+      <w:pPr>
+        <w:ind w:left="5760" w:hanging="360"/>
+      </w:pPr>
+    </w:lvl>
+    <w:lvl w:ilvl="8" w:tplc="4009001B" w:tentative="1">
+      <w:start w:val="1"/>
+      <w:numFmt w:val="lowerRoman"/>
+      <w:lvlText w:val="%9."/>
+      <w:lvlJc w:val="right"/>
+      <w:pPr>
+        <w:ind w:left="6480" w:hanging="180"/>
+      </w:pPr>
+    </w:lvl>
+  </w:abstractNum>
+  <w:abstractNum w:abstractNumId="1" w15:restartNumberingAfterBreak="0">
     <w:nsid w:val="26CD42E5"/>
     <w:multiLevelType w:val="hybridMultilevel"/>
     <w:tmpl w:val="3BAA368C"/>
@@ -1080,7 +1321,7 @@
       </w:rPr>
     </w:lvl>
   </w:abstractNum>
-  <w:abstractNum w:abstractNumId="1" w15:restartNumberingAfterBreak="0">
+  <w:abstractNum w:abstractNumId="2" w15:restartNumberingAfterBreak="0">
     <w:nsid w:val="605F5817"/>
     <w:multiLevelType w:val="hybridMultilevel"/>
     <w:tmpl w:val="5F48B142"/>
@@ -1166,7 +1407,179 @@
       </w:pPr>
     </w:lvl>
   </w:abstractNum>
-  <w:abstractNum w:abstractNumId="2" w15:restartNumberingAfterBreak="0">
+  <w:abstractNum w:abstractNumId="3" w15:restartNumberingAfterBreak="0">
+    <w:nsid w:val="66132CF7"/>
+    <w:multiLevelType w:val="hybridMultilevel"/>
+    <w:tmpl w:val="80EC859C"/>
+    <w:lvl w:ilvl="0" w:tplc="40090013">
+      <w:start w:val="1"/>
+      <w:numFmt w:val="upperRoman"/>
+      <w:lvlText w:val="%1."/>
+      <w:lvlJc w:val="right"/>
+      <w:pPr>
+        <w:ind w:left="720" w:hanging="360"/>
+      </w:pPr>
+    </w:lvl>
+    <w:lvl w:ilvl="1" w:tplc="40090019" w:tentative="1">
+      <w:start w:val="1"/>
+      <w:numFmt w:val="lowerLetter"/>
+      <w:lvlText w:val="%2."/>
+      <w:lvlJc w:val="left"/>
+      <w:pPr>
+        <w:ind w:left="1440" w:hanging="360"/>
+      </w:pPr>
+    </w:lvl>
+    <w:lvl w:ilvl="2" w:tplc="4009001B" w:tentative="1">
+      <w:start w:val="1"/>
+      <w:numFmt w:val="lowerRoman"/>
+      <w:lvlText w:val="%3."/>
+      <w:lvlJc w:val="right"/>
+      <w:pPr>
+        <w:ind w:left="2160" w:hanging="180"/>
+      </w:pPr>
+    </w:lvl>
+    <w:lvl w:ilvl="3" w:tplc="4009000F" w:tentative="1">
+      <w:start w:val="1"/>
+      <w:numFmt w:val="decimal"/>
+      <w:lvlText w:val="%4."/>
+      <w:lvlJc w:val="left"/>
+      <w:pPr>
+        <w:ind w:left="2880" w:hanging="360"/>
+      </w:pPr>
+    </w:lvl>
+    <w:lvl w:ilvl="4" w:tplc="40090019" w:tentative="1">
+      <w:start w:val="1"/>
+      <w:numFmt w:val="lowerLetter"/>
+      <w:lvlText w:val="%5."/>
+      <w:lvlJc w:val="left"/>
+      <w:pPr>
+        <w:ind w:left="3600" w:hanging="360"/>
+      </w:pPr>
+    </w:lvl>
+    <w:lvl w:ilvl="5" w:tplc="4009001B" w:tentative="1">
+      <w:start w:val="1"/>
+      <w:numFmt w:val="lowerRoman"/>
+      <w:lvlText w:val="%6."/>
+      <w:lvlJc w:val="right"/>
+      <w:pPr>
+        <w:ind w:left="4320" w:hanging="180"/>
+      </w:pPr>
+    </w:lvl>
+    <w:lvl w:ilvl="6" w:tplc="4009000F" w:tentative="1">
+      <w:start w:val="1"/>
+      <w:numFmt w:val="decimal"/>
+      <w:lvlText w:val="%7."/>
+      <w:lvlJc w:val="left"/>
+      <w:pPr>
+        <w:ind w:left="5040" w:hanging="360"/>
+      </w:pPr>
+    </w:lvl>
+    <w:lvl w:ilvl="7" w:tplc="40090019" w:tentative="1">
+      <w:start w:val="1"/>
+      <w:numFmt w:val="lowerLetter"/>
+      <w:lvlText w:val="%8."/>
+      <w:lvlJc w:val="left"/>
+      <w:pPr>
+        <w:ind w:left="5760" w:hanging="360"/>
+      </w:pPr>
+    </w:lvl>
+    <w:lvl w:ilvl="8" w:tplc="4009001B" w:tentative="1">
+      <w:start w:val="1"/>
+      <w:numFmt w:val="lowerRoman"/>
+      <w:lvlText w:val="%9."/>
+      <w:lvlJc w:val="right"/>
+      <w:pPr>
+        <w:ind w:left="6480" w:hanging="180"/>
+      </w:pPr>
+    </w:lvl>
+  </w:abstractNum>
+  <w:abstractNum w:abstractNumId="4" w15:restartNumberingAfterBreak="0">
+    <w:nsid w:val="717F576E"/>
+    <w:multiLevelType w:val="hybridMultilevel"/>
+    <w:tmpl w:val="C5EA4FF0"/>
+    <w:lvl w:ilvl="0" w:tplc="40090011">
+      <w:start w:val="1"/>
+      <w:numFmt w:val="decimal"/>
+      <w:lvlText w:val="%1)"/>
+      <w:lvlJc w:val="left"/>
+      <w:pPr>
+        <w:ind w:left="720" w:hanging="360"/>
+      </w:pPr>
+    </w:lvl>
+    <w:lvl w:ilvl="1" w:tplc="40090019" w:tentative="1">
+      <w:start w:val="1"/>
+      <w:numFmt w:val="lowerLetter"/>
+      <w:lvlText w:val="%2."/>
+      <w:lvlJc w:val="left"/>
+      <w:pPr>
+        <w:ind w:left="1440" w:hanging="360"/>
+      </w:pPr>
+    </w:lvl>
+    <w:lvl w:ilvl="2" w:tplc="4009001B" w:tentative="1">
+      <w:start w:val="1"/>
+      <w:numFmt w:val="lowerRoman"/>
+      <w:lvlText w:val="%3."/>
+      <w:lvlJc w:val="right"/>
+      <w:pPr>
+        <w:ind w:left="2160" w:hanging="180"/>
+      </w:pPr>
+    </w:lvl>
+    <w:lvl w:ilvl="3" w:tplc="4009000F" w:tentative="1">
+      <w:start w:val="1"/>
+      <w:numFmt w:val="decimal"/>
+      <w:lvlText w:val="%4."/>
+      <w:lvlJc w:val="left"/>
+      <w:pPr>
+        <w:ind w:left="2880" w:hanging="360"/>
+      </w:pPr>
+    </w:lvl>
+    <w:lvl w:ilvl="4" w:tplc="40090019" w:tentative="1">
+      <w:start w:val="1"/>
+      <w:numFmt w:val="lowerLetter"/>
+      <w:lvlText w:val="%5."/>
+      <w:lvlJc w:val="left"/>
+      <w:pPr>
+        <w:ind w:left="3600" w:hanging="360"/>
+      </w:pPr>
+    </w:lvl>
+    <w:lvl w:ilvl="5" w:tplc="4009001B" w:tentative="1">
+      <w:start w:val="1"/>
+      <w:numFmt w:val="lowerRoman"/>
+      <w:lvlText w:val="%6."/>
+      <w:lvlJc w:val="right"/>
+      <w:pPr>
+        <w:ind w:left="4320" w:hanging="180"/>
+      </w:pPr>
+    </w:lvl>
+    <w:lvl w:ilvl="6" w:tplc="4009000F" w:tentative="1">
+      <w:start w:val="1"/>
+      <w:numFmt w:val="decimal"/>
+      <w:lvlText w:val="%7."/>
+      <w:lvlJc w:val="left"/>
+      <w:pPr>
+        <w:ind w:left="5040" w:hanging="360"/>
+      </w:pPr>
+    </w:lvl>
+    <w:lvl w:ilvl="7" w:tplc="40090019" w:tentative="1">
+      <w:start w:val="1"/>
+      <w:numFmt w:val="lowerLetter"/>
+      <w:lvlText w:val="%8."/>
+      <w:lvlJc w:val="left"/>
+      <w:pPr>
+        <w:ind w:left="5760" w:hanging="360"/>
+      </w:pPr>
+    </w:lvl>
+    <w:lvl w:ilvl="8" w:tplc="4009001B" w:tentative="1">
+      <w:start w:val="1"/>
+      <w:numFmt w:val="lowerRoman"/>
+      <w:lvlText w:val="%9."/>
+      <w:lvlJc w:val="right"/>
+      <w:pPr>
+        <w:ind w:left="6480" w:hanging="180"/>
+      </w:pPr>
+    </w:lvl>
+  </w:abstractNum>
+  <w:abstractNum w:abstractNumId="5" w15:restartNumberingAfterBreak="0">
     <w:nsid w:val="7F2D2A22"/>
     <w:multiLevelType w:val="hybridMultilevel"/>
     <w:tmpl w:val="3582382A"/>
@@ -1280,13 +1693,22 @@
     </w:lvl>
   </w:abstractNum>
   <w:num w:numId="1" w16cid:durableId="980841899">
+    <w:abstractNumId w:val="2"/>
+  </w:num>
+  <w:num w:numId="2" w16cid:durableId="87431186">
     <w:abstractNumId w:val="1"/>
   </w:num>
-  <w:num w:numId="2" w16cid:durableId="87431186">
+  <w:num w:numId="3" w16cid:durableId="1193541708">
+    <w:abstractNumId w:val="5"/>
+  </w:num>
+  <w:num w:numId="4" w16cid:durableId="1274047811">
+    <w:abstractNumId w:val="4"/>
+  </w:num>
+  <w:num w:numId="5" w16cid:durableId="531453831">
     <w:abstractNumId w:val="0"/>
   </w:num>
-  <w:num w:numId="3" w16cid:durableId="1193541708">
-    <w:abstractNumId w:val="2"/>
+  <w:num w:numId="6" w16cid:durableId="2041934067">
+    <w:abstractNumId w:val="3"/>
   </w:num>
 </w:numbering>
 </file>

--- a/src/assets/documents/Angular-theory.docx
+++ b/src/assets/documents/Angular-theory.docx
@@ -1062,6 +1062,58 @@
       <w:r>
         <w:t>view template or from view template to its corresponding component class file.</w:t>
       </w:r>
+    </w:p>
+    <w:p>
+      <w:pPr>
+        <w:pStyle w:val="ListParagraph"/>
+        <w:numPr>
+          <w:ilvl w:val="0"/>
+          <w:numId w:val="9"/>
+        </w:numPr>
+        <w:rPr>
+          <w:b/>
+          <w:bCs/>
+          <w:color w:val="385623" w:themeColor="accent6" w:themeShade="80"/>
+        </w:rPr>
+      </w:pPr>
+      <w:r>
+        <w:rPr>
+          <w:b/>
+          <w:bCs/>
+          <w:color w:val="385623" w:themeColor="accent6" w:themeShade="80"/>
+        </w:rPr>
+        <w:t>String interpolation :</w:t>
+      </w:r>
+    </w:p>
+    <w:p>
+      <w:pPr>
+        <w:ind w:left="2880"/>
+      </w:pPr>
+      <w:r>
+        <w:t>String interpolation is the one of the methods to transfer data from component class to the corresponding view file.</w:t>
+      </w:r>
+    </w:p>
+    <w:p>
+      <w:pPr>
+        <w:ind w:left="2880"/>
+      </w:pPr>
+      <w:r>
+        <w:t>The string interpolation is defined with {{}}.</w:t>
+      </w:r>
+    </w:p>
+    <w:p>
+      <w:pPr>
+        <w:pStyle w:val="ListParagraph"/>
+        <w:numPr>
+          <w:ilvl w:val="0"/>
+          <w:numId w:val="9"/>
+        </w:numPr>
+        <w:rPr>
+          <w:b/>
+          <w:bCs/>
+          <w:color w:val="385623" w:themeColor="accent6" w:themeShade="80"/>
+        </w:rPr>
+      </w:pPr>
     </w:p>
     <w:p>
       <w:pPr>
@@ -1209,6 +1261,178 @@
     </w:lvl>
   </w:abstractNum>
   <w:abstractNum w:abstractNumId="1" w15:restartNumberingAfterBreak="0">
+    <w:nsid w:val="13E91119"/>
+    <w:multiLevelType w:val="hybridMultilevel"/>
+    <w:tmpl w:val="29EEE752"/>
+    <w:lvl w:ilvl="0" w:tplc="40090017">
+      <w:start w:val="1"/>
+      <w:numFmt w:val="lowerLetter"/>
+      <w:lvlText w:val="%1)"/>
+      <w:lvlJc w:val="left"/>
+      <w:pPr>
+        <w:ind w:left="1440" w:hanging="360"/>
+      </w:pPr>
+    </w:lvl>
+    <w:lvl w:ilvl="1" w:tplc="40090019" w:tentative="1">
+      <w:start w:val="1"/>
+      <w:numFmt w:val="lowerLetter"/>
+      <w:lvlText w:val="%2."/>
+      <w:lvlJc w:val="left"/>
+      <w:pPr>
+        <w:ind w:left="2160" w:hanging="360"/>
+      </w:pPr>
+    </w:lvl>
+    <w:lvl w:ilvl="2" w:tplc="4009001B" w:tentative="1">
+      <w:start w:val="1"/>
+      <w:numFmt w:val="lowerRoman"/>
+      <w:lvlText w:val="%3."/>
+      <w:lvlJc w:val="right"/>
+      <w:pPr>
+        <w:ind w:left="2880" w:hanging="180"/>
+      </w:pPr>
+    </w:lvl>
+    <w:lvl w:ilvl="3" w:tplc="4009000F" w:tentative="1">
+      <w:start w:val="1"/>
+      <w:numFmt w:val="decimal"/>
+      <w:lvlText w:val="%4."/>
+      <w:lvlJc w:val="left"/>
+      <w:pPr>
+        <w:ind w:left="3600" w:hanging="360"/>
+      </w:pPr>
+    </w:lvl>
+    <w:lvl w:ilvl="4" w:tplc="40090019" w:tentative="1">
+      <w:start w:val="1"/>
+      <w:numFmt w:val="lowerLetter"/>
+      <w:lvlText w:val="%5."/>
+      <w:lvlJc w:val="left"/>
+      <w:pPr>
+        <w:ind w:left="4320" w:hanging="360"/>
+      </w:pPr>
+    </w:lvl>
+    <w:lvl w:ilvl="5" w:tplc="4009001B" w:tentative="1">
+      <w:start w:val="1"/>
+      <w:numFmt w:val="lowerRoman"/>
+      <w:lvlText w:val="%6."/>
+      <w:lvlJc w:val="right"/>
+      <w:pPr>
+        <w:ind w:left="5040" w:hanging="180"/>
+      </w:pPr>
+    </w:lvl>
+    <w:lvl w:ilvl="6" w:tplc="4009000F" w:tentative="1">
+      <w:start w:val="1"/>
+      <w:numFmt w:val="decimal"/>
+      <w:lvlText w:val="%7."/>
+      <w:lvlJc w:val="left"/>
+      <w:pPr>
+        <w:ind w:left="5760" w:hanging="360"/>
+      </w:pPr>
+    </w:lvl>
+    <w:lvl w:ilvl="7" w:tplc="40090019" w:tentative="1">
+      <w:start w:val="1"/>
+      <w:numFmt w:val="lowerLetter"/>
+      <w:lvlText w:val="%8."/>
+      <w:lvlJc w:val="left"/>
+      <w:pPr>
+        <w:ind w:left="6480" w:hanging="360"/>
+      </w:pPr>
+    </w:lvl>
+    <w:lvl w:ilvl="8" w:tplc="4009001B" w:tentative="1">
+      <w:start w:val="1"/>
+      <w:numFmt w:val="lowerRoman"/>
+      <w:lvlText w:val="%9."/>
+      <w:lvlJc w:val="right"/>
+      <w:pPr>
+        <w:ind w:left="7200" w:hanging="180"/>
+      </w:pPr>
+    </w:lvl>
+  </w:abstractNum>
+  <w:abstractNum w:abstractNumId="2" w15:restartNumberingAfterBreak="0">
+    <w:nsid w:val="1C923720"/>
+    <w:multiLevelType w:val="hybridMultilevel"/>
+    <w:tmpl w:val="1A7A2D8E"/>
+    <w:lvl w:ilvl="0" w:tplc="40090017">
+      <w:start w:val="1"/>
+      <w:numFmt w:val="lowerLetter"/>
+      <w:lvlText w:val="%1)"/>
+      <w:lvlJc w:val="left"/>
+      <w:pPr>
+        <w:ind w:left="2160" w:hanging="360"/>
+      </w:pPr>
+    </w:lvl>
+    <w:lvl w:ilvl="1" w:tplc="40090019" w:tentative="1">
+      <w:start w:val="1"/>
+      <w:numFmt w:val="lowerLetter"/>
+      <w:lvlText w:val="%2."/>
+      <w:lvlJc w:val="left"/>
+      <w:pPr>
+        <w:ind w:left="2880" w:hanging="360"/>
+      </w:pPr>
+    </w:lvl>
+    <w:lvl w:ilvl="2" w:tplc="4009001B" w:tentative="1">
+      <w:start w:val="1"/>
+      <w:numFmt w:val="lowerRoman"/>
+      <w:lvlText w:val="%3."/>
+      <w:lvlJc w:val="right"/>
+      <w:pPr>
+        <w:ind w:left="3600" w:hanging="180"/>
+      </w:pPr>
+    </w:lvl>
+    <w:lvl w:ilvl="3" w:tplc="4009000F" w:tentative="1">
+      <w:start w:val="1"/>
+      <w:numFmt w:val="decimal"/>
+      <w:lvlText w:val="%4."/>
+      <w:lvlJc w:val="left"/>
+      <w:pPr>
+        <w:ind w:left="4320" w:hanging="360"/>
+      </w:pPr>
+    </w:lvl>
+    <w:lvl w:ilvl="4" w:tplc="40090019" w:tentative="1">
+      <w:start w:val="1"/>
+      <w:numFmt w:val="lowerLetter"/>
+      <w:lvlText w:val="%5."/>
+      <w:lvlJc w:val="left"/>
+      <w:pPr>
+        <w:ind w:left="5040" w:hanging="360"/>
+      </w:pPr>
+    </w:lvl>
+    <w:lvl w:ilvl="5" w:tplc="4009001B" w:tentative="1">
+      <w:start w:val="1"/>
+      <w:numFmt w:val="lowerRoman"/>
+      <w:lvlText w:val="%6."/>
+      <w:lvlJc w:val="right"/>
+      <w:pPr>
+        <w:ind w:left="5760" w:hanging="180"/>
+      </w:pPr>
+    </w:lvl>
+    <w:lvl w:ilvl="6" w:tplc="4009000F" w:tentative="1">
+      <w:start w:val="1"/>
+      <w:numFmt w:val="decimal"/>
+      <w:lvlText w:val="%7."/>
+      <w:lvlJc w:val="left"/>
+      <w:pPr>
+        <w:ind w:left="6480" w:hanging="360"/>
+      </w:pPr>
+    </w:lvl>
+    <w:lvl w:ilvl="7" w:tplc="40090019" w:tentative="1">
+      <w:start w:val="1"/>
+      <w:numFmt w:val="lowerLetter"/>
+      <w:lvlText w:val="%8."/>
+      <w:lvlJc w:val="left"/>
+      <w:pPr>
+        <w:ind w:left="7200" w:hanging="360"/>
+      </w:pPr>
+    </w:lvl>
+    <w:lvl w:ilvl="8" w:tplc="4009001B" w:tentative="1">
+      <w:start w:val="1"/>
+      <w:numFmt w:val="lowerRoman"/>
+      <w:lvlText w:val="%9."/>
+      <w:lvlJc w:val="right"/>
+      <w:pPr>
+        <w:ind w:left="7920" w:hanging="180"/>
+      </w:pPr>
+    </w:lvl>
+  </w:abstractNum>
+  <w:abstractNum w:abstractNumId="3" w15:restartNumberingAfterBreak="0">
     <w:nsid w:val="26CD42E5"/>
     <w:multiLevelType w:val="hybridMultilevel"/>
     <w:tmpl w:val="3BAA368C"/>
@@ -1321,7 +1545,93 @@
       </w:rPr>
     </w:lvl>
   </w:abstractNum>
-  <w:abstractNum w:abstractNumId="2" w15:restartNumberingAfterBreak="0">
+  <w:abstractNum w:abstractNumId="4" w15:restartNumberingAfterBreak="0">
+    <w:nsid w:val="3FE31828"/>
+    <w:multiLevelType w:val="hybridMultilevel"/>
+    <w:tmpl w:val="C7DE143C"/>
+    <w:lvl w:ilvl="0" w:tplc="40090017">
+      <w:start w:val="1"/>
+      <w:numFmt w:val="lowerLetter"/>
+      <w:lvlText w:val="%1)"/>
+      <w:lvlJc w:val="left"/>
+      <w:pPr>
+        <w:ind w:left="2160" w:hanging="360"/>
+      </w:pPr>
+    </w:lvl>
+    <w:lvl w:ilvl="1" w:tplc="40090019" w:tentative="1">
+      <w:start w:val="1"/>
+      <w:numFmt w:val="lowerLetter"/>
+      <w:lvlText w:val="%2."/>
+      <w:lvlJc w:val="left"/>
+      <w:pPr>
+        <w:ind w:left="2880" w:hanging="360"/>
+      </w:pPr>
+    </w:lvl>
+    <w:lvl w:ilvl="2" w:tplc="4009001B" w:tentative="1">
+      <w:start w:val="1"/>
+      <w:numFmt w:val="lowerRoman"/>
+      <w:lvlText w:val="%3."/>
+      <w:lvlJc w:val="right"/>
+      <w:pPr>
+        <w:ind w:left="3600" w:hanging="180"/>
+      </w:pPr>
+    </w:lvl>
+    <w:lvl w:ilvl="3" w:tplc="4009000F" w:tentative="1">
+      <w:start w:val="1"/>
+      <w:numFmt w:val="decimal"/>
+      <w:lvlText w:val="%4."/>
+      <w:lvlJc w:val="left"/>
+      <w:pPr>
+        <w:ind w:left="4320" w:hanging="360"/>
+      </w:pPr>
+    </w:lvl>
+    <w:lvl w:ilvl="4" w:tplc="40090019" w:tentative="1">
+      <w:start w:val="1"/>
+      <w:numFmt w:val="lowerLetter"/>
+      <w:lvlText w:val="%5."/>
+      <w:lvlJc w:val="left"/>
+      <w:pPr>
+        <w:ind w:left="5040" w:hanging="360"/>
+      </w:pPr>
+    </w:lvl>
+    <w:lvl w:ilvl="5" w:tplc="4009001B" w:tentative="1">
+      <w:start w:val="1"/>
+      <w:numFmt w:val="lowerRoman"/>
+      <w:lvlText w:val="%6."/>
+      <w:lvlJc w:val="right"/>
+      <w:pPr>
+        <w:ind w:left="5760" w:hanging="180"/>
+      </w:pPr>
+    </w:lvl>
+    <w:lvl w:ilvl="6" w:tplc="4009000F" w:tentative="1">
+      <w:start w:val="1"/>
+      <w:numFmt w:val="decimal"/>
+      <w:lvlText w:val="%7."/>
+      <w:lvlJc w:val="left"/>
+      <w:pPr>
+        <w:ind w:left="6480" w:hanging="360"/>
+      </w:pPr>
+    </w:lvl>
+    <w:lvl w:ilvl="7" w:tplc="40090019" w:tentative="1">
+      <w:start w:val="1"/>
+      <w:numFmt w:val="lowerLetter"/>
+      <w:lvlText w:val="%8."/>
+      <w:lvlJc w:val="left"/>
+      <w:pPr>
+        <w:ind w:left="7200" w:hanging="360"/>
+      </w:pPr>
+    </w:lvl>
+    <w:lvl w:ilvl="8" w:tplc="4009001B" w:tentative="1">
+      <w:start w:val="1"/>
+      <w:numFmt w:val="lowerRoman"/>
+      <w:lvlText w:val="%9."/>
+      <w:lvlJc w:val="right"/>
+      <w:pPr>
+        <w:ind w:left="7920" w:hanging="180"/>
+      </w:pPr>
+    </w:lvl>
+  </w:abstractNum>
+  <w:abstractNum w:abstractNumId="5" w15:restartNumberingAfterBreak="0">
     <w:nsid w:val="605F5817"/>
     <w:multiLevelType w:val="hybridMultilevel"/>
     <w:tmpl w:val="5F48B142"/>
@@ -1407,7 +1717,7 @@
       </w:pPr>
     </w:lvl>
   </w:abstractNum>
-  <w:abstractNum w:abstractNumId="3" w15:restartNumberingAfterBreak="0">
+  <w:abstractNum w:abstractNumId="6" w15:restartNumberingAfterBreak="0">
     <w:nsid w:val="66132CF7"/>
     <w:multiLevelType w:val="hybridMultilevel"/>
     <w:tmpl w:val="80EC859C"/>
@@ -1493,7 +1803,7 @@
       </w:pPr>
     </w:lvl>
   </w:abstractNum>
-  <w:abstractNum w:abstractNumId="4" w15:restartNumberingAfterBreak="0">
+  <w:abstractNum w:abstractNumId="7" w15:restartNumberingAfterBreak="0">
     <w:nsid w:val="717F576E"/>
     <w:multiLevelType w:val="hybridMultilevel"/>
     <w:tmpl w:val="C5EA4FF0"/>
@@ -1579,7 +1889,7 @@
       </w:pPr>
     </w:lvl>
   </w:abstractNum>
-  <w:abstractNum w:abstractNumId="5" w15:restartNumberingAfterBreak="0">
+  <w:abstractNum w:abstractNumId="8" w15:restartNumberingAfterBreak="0">
     <w:nsid w:val="7F2D2A22"/>
     <w:multiLevelType w:val="hybridMultilevel"/>
     <w:tmpl w:val="3582382A"/>
@@ -1693,22 +2003,31 @@
     </w:lvl>
   </w:abstractNum>
   <w:num w:numId="1" w16cid:durableId="980841899">
-    <w:abstractNumId w:val="2"/>
+    <w:abstractNumId w:val="5"/>
   </w:num>
   <w:num w:numId="2" w16cid:durableId="87431186">
-    <w:abstractNumId w:val="1"/>
+    <w:abstractNumId w:val="3"/>
   </w:num>
   <w:num w:numId="3" w16cid:durableId="1193541708">
-    <w:abstractNumId w:val="5"/>
+    <w:abstractNumId w:val="8"/>
   </w:num>
   <w:num w:numId="4" w16cid:durableId="1274047811">
-    <w:abstractNumId w:val="4"/>
+    <w:abstractNumId w:val="7"/>
   </w:num>
   <w:num w:numId="5" w16cid:durableId="531453831">
     <w:abstractNumId w:val="0"/>
   </w:num>
   <w:num w:numId="6" w16cid:durableId="2041934067">
-    <w:abstractNumId w:val="3"/>
+    <w:abstractNumId w:val="6"/>
+  </w:num>
+  <w:num w:numId="7" w16cid:durableId="539781847">
+    <w:abstractNumId w:val="1"/>
+  </w:num>
+  <w:num w:numId="8" w16cid:durableId="1053507368">
+    <w:abstractNumId w:val="2"/>
+  </w:num>
+  <w:num w:numId="9" w16cid:durableId="1374191058">
+    <w:abstractNumId w:val="4"/>
   </w:num>
 </w:numbering>
 </file>

--- a/src/assets/documents/Angular-theory.docx
+++ b/src/assets/documents/Angular-theory.docx
@@ -1146,6 +1146,77 @@
     <w:p>
       <w:r>
         <w:t>With two-way data binding we can transfer the data from component class to its corresponding view template and view template to its corresponding component class at a time.</w:t>
+      </w:r>
+    </w:p>
+    <w:p>
+      <w:pPr>
+        <w:pStyle w:val="ListParagraph"/>
+        <w:numPr>
+          <w:ilvl w:val="0"/>
+          <w:numId w:val="1"/>
+        </w:numPr>
+        <w:rPr>
+          <w:b/>
+          <w:bCs/>
+          <w:color w:val="FF0000"/>
+        </w:rPr>
+      </w:pPr>
+      <w:r>
+        <w:rPr>
+          <w:b/>
+          <w:bCs/>
+          <w:color w:val="FF0000"/>
+        </w:rPr>
+        <w:t>what is the difference between the property and attribute binding in Angular?</w:t>
+      </w:r>
+    </w:p>
+    <w:p>
+      <w:r>
+        <w:lastRenderedPageBreak/>
+        <w:t>The property will represent the current value and it will be changed but the attribute represents the initial value and it could not be changed.</w:t>
+      </w:r>
+    </w:p>
+    <w:p>
+      <w:r>
+        <w:rPr>
+          <w:b/>
+          <w:bCs/>
+        </w:rPr>
+        <w:t>Attributes: aria-label, aria-hidden, aria-expanded, aria-control, data-id, data-name, data-value, Col span.</w:t>
+      </w:r>
+      <w:r>
+        <w:t xml:space="preserve"> </w:t>
+      </w:r>
+    </w:p>
+    <w:p/>
+    <w:p>
+      <w:pPr>
+        <w:rPr>
+          <w:b/>
+          <w:bCs/>
+        </w:rPr>
+      </w:pPr>
+      <w:r>
+        <w:rPr>
+          <w:b/>
+          <w:bCs/>
+        </w:rPr>
+        <w:t>property binding : &lt;img [src] = ‘../../assets/images/phone1.png’&gt;</w:t>
+      </w:r>
+    </w:p>
+    <w:p>
+      <w:pPr>
+        <w:rPr>
+          <w:b/>
+          <w:bCs/>
+        </w:rPr>
+      </w:pPr>
+      <w:r>
+        <w:rPr>
+          <w:b/>
+          <w:bCs/>
+        </w:rPr>
+        <w:t>attribute binding : &lt;button [attr.area-hidden] = “true”&gt;click me &lt;/button&gt;</w:t>
       </w:r>
     </w:p>
     <w:p>
